--- a/flow/20230927_hours/drafts/2024-01-g/18.01.docx
+++ b/flow/20230927_hours/drafts/2024-01-g/18.01.docx
@@ -4502,43 +4502,7 @@
           <w:sz w:val="24"/>
           <w:highlight w:val="white"/>
         </w:rPr>
-        <w:t xml:space="preserve">Ділами православ'я </w:t>
-      </w:r>
-      <w:r>
-        <w:rPr>
-          <w:rFonts w:ascii="Times New Roman" w:hAnsi="Times New Roman"/>
-          <w:color w:val="000000"/>
-          <w:sz w:val="24"/>
-          <w:highlight w:val="white"/>
-        </w:rPr>
-        <w:t>возсіявши</w:t>
-      </w:r>
-      <w:r>
-        <w:rPr>
-          <w:rFonts w:ascii="Times New Roman" w:hAnsi="Times New Roman"/>
-          <w:color w:val="000000"/>
-          <w:sz w:val="24"/>
-          <w:highlight w:val="white"/>
-        </w:rPr>
-        <w:t xml:space="preserve">,* погасивши все </w:t>
-      </w:r>
-      <w:r>
-        <w:rPr>
-          <w:rFonts w:ascii="Times New Roman" w:hAnsi="Times New Roman"/>
-          <w:color w:val="000000"/>
-          <w:sz w:val="24"/>
-          <w:highlight w:val="white"/>
-        </w:rPr>
-        <w:t>злослав'я</w:t>
-      </w:r>
-      <w:r>
-        <w:rPr>
-          <w:rFonts w:ascii="Times New Roman" w:hAnsi="Times New Roman"/>
-          <w:color w:val="000000"/>
-          <w:sz w:val="24"/>
-          <w:highlight w:val="white"/>
-        </w:rPr>
-        <w:t xml:space="preserve"> переможцями побідоносними були ви,* благочестям все збагативши, церкву вельми прикрасивши,* достойно зустріли Христа Бога, Який дарує нам велику милість.</w:t>
+        <w:t>Ділами православ'я возсіявши,* погасивши все злослав'я переможцями побідоносними були ви,* благочестям все збагативши, церкву вельми прикрасивши,* достойно зустріли Христа Бога, Який дарує нам велику милість.</w:t>
       </w:r>
     </w:p>
     <w:p>
@@ -10138,43 +10102,7 @@
           <w:sz w:val="24"/>
           <w:highlight w:val="white"/>
         </w:rPr>
-        <w:t xml:space="preserve">Ділами православ'я </w:t>
-      </w:r>
-      <w:r>
-        <w:rPr>
-          <w:rFonts w:ascii="Times New Roman" w:hAnsi="Times New Roman"/>
-          <w:color w:val="000000"/>
-          <w:sz w:val="24"/>
-          <w:highlight w:val="white"/>
-        </w:rPr>
-        <w:t>возсіявши</w:t>
-      </w:r>
-      <w:r>
-        <w:rPr>
-          <w:rFonts w:ascii="Times New Roman" w:hAnsi="Times New Roman"/>
-          <w:color w:val="000000"/>
-          <w:sz w:val="24"/>
-          <w:highlight w:val="white"/>
-        </w:rPr>
-        <w:t xml:space="preserve">,* погасивши все </w:t>
-      </w:r>
-      <w:r>
-        <w:rPr>
-          <w:rFonts w:ascii="Times New Roman" w:hAnsi="Times New Roman"/>
-          <w:color w:val="000000"/>
-          <w:sz w:val="24"/>
-          <w:highlight w:val="white"/>
-        </w:rPr>
-        <w:t>злослав'я</w:t>
-      </w:r>
-      <w:r>
-        <w:rPr>
-          <w:rFonts w:ascii="Times New Roman" w:hAnsi="Times New Roman"/>
-          <w:color w:val="000000"/>
-          <w:sz w:val="24"/>
-          <w:highlight w:val="white"/>
-        </w:rPr>
-        <w:t xml:space="preserve"> переможцями побідоносними були ви,* благочестям все збагативши, церкву вельми прикрасивши,* достойно зустріли Христа Бога, Який дарує нам велику милість.</w:t>
+        <w:t>Ділами православ'я возсіявши,* погасивши все злослав'я переможцями побідоносними були ви,* благочестям все збагативши, церкву вельми прикрасивши,* достойно зустріли Христа Бога, Який дарує нам велику милість.</w:t>
       </w:r>
     </w:p>
     <w:p>
